--- a/tailored_resumes/greenhouse-razorpaysoftwareprivatelimited-4730552005.docx
+++ b/tailored_resumes/greenhouse-razorpaysoftwareprivatelimited-4730552005.docx
@@ -25,7 +25,7 @@
     </w:p>
     <w:p>
       <w:r>
-        <w:t>Entry-level professional with a B.Tech in Electronics and Communication Engineering and a strong foundation in Python and SQL. Eager to leverage technical problem-solving skills and experience in complex system verification to support the product life cycle, from testing to deployment, at Razorpay.</w:t>
+        <w:t>Detail-oriented B.Tech graduate in Electronics and Communication Engineering with strong foundational skills in Python, SQL, query optimization, and AI fundamentals. Demonstrates analytical problem-solving and verification experience across the product design and testing lifecycle, eager to support scalable technology operations.</w:t>
       </w:r>
     </w:p>
     <w:p>
@@ -38,7 +38,7 @@
     </w:p>
     <w:p>
       <w:r>
-        <w:t>Python, SQL, Database Design, Query Optimization, AI fundamentals, IoT fundamentals</w:t>
+        <w:t>Python, SQL, Query Optimization, Database Design, AI fundamentals, CDC verification (SoC/hardware), HTML, CSS</w:t>
       </w:r>
     </w:p>
     <w:p>
@@ -62,7 +62,7 @@
         <w:pStyle w:val="ListBullet"/>
       </w:pPr>
       <w:r>
-        <w:t>Completed a Deloitte job simulation involving forensic technology and data analysis to support business conclusions and productivity.</w:t>
+        <w:t>Executed data analysis and technical risk evaluations within a Deloitte simulated corporate environment</w:t>
       </w:r>
     </w:p>
     <w:p>
@@ -70,7 +70,7 @@
         <w:pStyle w:val="ListBullet"/>
       </w:pPr>
       <w:r>
-        <w:t>Utilized Excel to classify data and draw insights, contributing to the planning and analytical phases of the project life cycle.</w:t>
+        <w:t>Designed data dashboards in Tableau to monitor operational metrics and assist strategic decision-making</w:t>
       </w:r>
     </w:p>
     <w:p>
@@ -78,7 +78,7 @@
         <w:pStyle w:val="ListBullet"/>
       </w:pPr>
       <w:r>
-        <w:t>Created data dashboards using Tableau to visualize key performance indicators and support data-driven decision-making.</w:t>
+        <w:t>Utilized structured data classification techniques in Excel to derive business insights</w:t>
       </w:r>
     </w:p>
     <w:p>
@@ -110,7 +110,7 @@
         <w:pStyle w:val="ListBullet"/>
       </w:pPr>
       <w:r>
-        <w:t>Identified and resolved Clock Domain Crossing (CDC) issues in complex SoC designs, ensuring system reliability through rigorous testing and verification.</w:t>
+        <w:t>Identified and resolved Clock Domain Crossing (CDC) issues to ensure system-level design reliability and lower operational risks</w:t>
       </w:r>
     </w:p>
     <w:p>
@@ -118,7 +118,7 @@
         <w:pStyle w:val="ListBullet"/>
       </w:pPr>
       <w:r>
-        <w:t>Implemented verification strategies using industry-standard tools to detect metastability risks and improve overall design integrity.</w:t>
+        <w:t>Implemented verification strategies across design lifecycles using industry-standard tools to detect metastability risks</w:t>
       </w:r>
     </w:p>
     <w:p>
@@ -126,7 +126,7 @@
         <w:pStyle w:val="ListBullet"/>
       </w:pPr>
       <w:r>
-        <w:t>Conducted community service sessions on digital fraud prevention, demonstrating strong communication skills and a commitment to customer-first security practices.</w:t>
+        <w:t>Conducted community outreach and prepared structured informational materials focused on digital risk prevention and cyber security awareness</w:t>
       </w:r>
     </w:p>
     <w:p>

--- a/tailored_resumes/greenhouse-razorpaysoftwareprivatelimited-4730552005.docx
+++ b/tailored_resumes/greenhouse-razorpaysoftwareprivatelimited-4730552005.docx
@@ -25,7 +25,7 @@
     </w:p>
     <w:p>
       <w:r>
-        <w:t>Detail-oriented B.Tech graduate in Electronics and Communication Engineering with strong foundational skills in Python, SQL, query optimization, and AI fundamentals. Demonstrates analytical problem-solving and verification experience across the product design and testing lifecycle, eager to support scalable technology operations.</w:t>
+        <w:t>Entry-level engineering graduate with core technical strengths in Python, SQL, database design, and systems verification methodologies. Demonstrates strong analytical problem-solving skills and experience in structured testing and data management workflows. Eager to leverage technical adaptability and process optimization skills to support reliable deployment and operational efficiency.</w:t>
       </w:r>
     </w:p>
     <w:p>
@@ -38,7 +38,7 @@
     </w:p>
     <w:p>
       <w:r>
-        <w:t>Python, SQL, Query Optimization, Database Design, AI fundamentals, CDC verification (SoC/hardware), HTML, CSS</w:t>
+        <w:t>Python, SQL, Database Design, Query Optimization, CDC verification (SoC/hardware), HTML, CSS, AI fundamentals</w:t>
       </w:r>
     </w:p>
     <w:p>
@@ -62,7 +62,7 @@
         <w:pStyle w:val="ListBullet"/>
       </w:pPr>
       <w:r>
-        <w:t>Executed data analysis and technical risk evaluations within a Deloitte simulated corporate environment</w:t>
+        <w:t>Executed a data analysis and forensic technology job simulation, working with structured data and analytical methodologies.</w:t>
       </w:r>
     </w:p>
     <w:p>
@@ -70,7 +70,7 @@
         <w:pStyle w:val="ListBullet"/>
       </w:pPr>
       <w:r>
-        <w:t>Designed data dashboards in Tableau to monitor operational metrics and assist strategic decision-making</w:t>
+        <w:t>Utilized Excel for data classification and analytical reporting to drive systematic insights.</w:t>
       </w:r>
     </w:p>
     <w:p>
@@ -78,7 +78,7 @@
         <w:pStyle w:val="ListBullet"/>
       </w:pPr>
       <w:r>
-        <w:t>Utilized structured data classification techniques in Excel to derive business insights</w:t>
+        <w:t>Developed visualization dashboards in Tableau to analyze operational data and report metrics.</w:t>
       </w:r>
     </w:p>
     <w:p>
@@ -110,7 +110,7 @@
         <w:pStyle w:val="ListBullet"/>
       </w:pPr>
       <w:r>
-        <w:t>Identified and resolved Clock Domain Crossing (CDC) issues to ensure system-level design reliability and lower operational risks</w:t>
+        <w:t>Identified and resolved Clock Domain Crossing (CDC) integration issues in complex SoC designs to improve overall system reliability.</w:t>
       </w:r>
     </w:p>
     <w:p>
@@ -118,7 +118,7 @@
         <w:pStyle w:val="ListBullet"/>
       </w:pPr>
       <w:r>
-        <w:t>Implemented verification strategies across design lifecycles using industry-standard tools to detect metastability risks</w:t>
+        <w:t>Implemented verification strategies across the product design lifecycle using industry-standard tools to minimize risks.</w:t>
       </w:r>
     </w:p>
     <w:p>
@@ -126,7 +126,7 @@
         <w:pStyle w:val="ListBullet"/>
       </w:pPr>
       <w:r>
-        <w:t>Conducted community outreach and prepared structured informational materials focused on digital risk prevention and cyber security awareness</w:t>
+        <w:t>Led community outreach sessions on cyber security, digital fraud prevention, and safe operational practices.</w:t>
       </w:r>
     </w:p>
     <w:p>

--- a/tailored_resumes/greenhouse-razorpaysoftwareprivatelimited-4730552005.docx
+++ b/tailored_resumes/greenhouse-razorpaysoftwareprivatelimited-4730552005.docx
@@ -25,7 +25,7 @@
     </w:p>
     <w:p>
       <w:r>
-        <w:t>Entry-level engineering graduate with core technical strengths in Python, SQL, database design, and systems verification methodologies. Demonstrates strong analytical problem-solving skills and experience in structured testing and data management workflows. Eager to leverage technical adaptability and process optimization skills to support reliable deployment and operational efficiency.</w:t>
+        <w:t>Detail-oriented engineer with a strong foundation in Python and SQL, eager to apply technical problem-solving and testing skills to the DevOps lifecycle at Razorpay. Proven ability to manage complex design verification and data-driven decision-making, aligning with a culture of ownership, agility, and customer-first innovation.</w:t>
       </w:r>
     </w:p>
     <w:p>
@@ -38,7 +38,7 @@
     </w:p>
     <w:p>
       <w:r>
-        <w:t>Python, SQL, Database Design, Query Optimization, CDC verification (SoC/hardware), HTML, CSS, AI fundamentals</w:t>
+        <w:t>Python, SQL, Query Optimization, Database Design, AI fundamentals, IoT fundamentals</w:t>
       </w:r>
     </w:p>
     <w:p>
@@ -62,7 +62,7 @@
         <w:pStyle w:val="ListBullet"/>
       </w:pPr>
       <w:r>
-        <w:t>Executed a data analysis and forensic technology job simulation, working with structured data and analytical methodologies.</w:t>
+        <w:t>Analyzed data and drew business conclusions to support project functions and productivity during a Deloitte job simulation.</w:t>
       </w:r>
     </w:p>
     <w:p>
@@ -70,15 +70,7 @@
         <w:pStyle w:val="ListBullet"/>
       </w:pPr>
       <w:r>
-        <w:t>Utilized Excel for data classification and analytical reporting to drive systematic insights.</w:t>
-      </w:r>
-    </w:p>
-    <w:p>
-      <w:pPr>
-        <w:pStyle w:val="ListBullet"/>
-      </w:pPr>
-      <w:r>
-        <w:t>Developed visualization dashboards in Tableau to analyze operational data and report metrics.</w:t>
+        <w:t>Utilized Excel and Tableau to classify data and monitor KPIs relevant to forensic technology and business analysis.</w:t>
       </w:r>
     </w:p>
     <w:p>
@@ -110,7 +102,7 @@
         <w:pStyle w:val="ListBullet"/>
       </w:pPr>
       <w:r>
-        <w:t>Identified and resolved Clock Domain Crossing (CDC) integration issues in complex SoC designs to improve overall system reliability.</w:t>
+        <w:t>Integrated testing and verification strategies in complex SoC designs to identify and resolve critical issues, ensuring design reliability and success.</w:t>
       </w:r>
     </w:p>
     <w:p>
@@ -118,7 +110,7 @@
         <w:pStyle w:val="ListBullet"/>
       </w:pPr>
       <w:r>
-        <w:t>Implemented verification strategies across the product design lifecycle using industry-standard tools to minimize risks.</w:t>
+        <w:t>Detected and mitigated metastability risks using industry-standard tools, contributing to the integrity of the product life cycle.</w:t>
       </w:r>
     </w:p>
     <w:p>
@@ -126,7 +118,7 @@
         <w:pStyle w:val="ListBullet"/>
       </w:pPr>
       <w:r>
-        <w:t>Led community outreach sessions on cyber security, digital fraud prevention, and safe operational practices.</w:t>
+        <w:t>Developed materials on digital fraud prevention and safe practices, demonstrating a commitment to customer-first security and risk intelligence.</w:t>
       </w:r>
     </w:p>
     <w:p>

--- a/tailored_resumes/greenhouse-razorpaysoftwareprivatelimited-4730552005.docx
+++ b/tailored_resumes/greenhouse-razorpaysoftwareprivatelimited-4730552005.docx
@@ -25,7 +25,7 @@
     </w:p>
     <w:p>
       <w:r>
-        <w:t>Detail-oriented engineer with a strong foundation in Python and SQL, eager to apply technical problem-solving and testing skills to the DevOps lifecycle at Razorpay. Proven ability to manage complex design verification and data-driven decision-making, aligning with a culture of ownership, agility, and customer-first innovation.</w:t>
+        <w:t>Detail-oriented B.Tech graduate with strong technical foundations in Python, SQL, and system verification. Experienced in structured problem-solving, query optimization, and hardware verification strategies across product lifecycle phases. Eager to apply analytical and programming capabilities to support reliable execution and technical processes at Razorpay.</w:t>
       </w:r>
     </w:p>
     <w:p>
@@ -62,7 +62,7 @@
         <w:pStyle w:val="ListBullet"/>
       </w:pPr>
       <w:r>
-        <w:t>Analyzed data and drew business conclusions to support project functions and productivity during a Deloitte job simulation.</w:t>
+        <w:t>Executed data analysis and technical simulations focused on forensic technology and structured evaluation</w:t>
       </w:r>
     </w:p>
     <w:p>
@@ -70,7 +70,15 @@
         <w:pStyle w:val="ListBullet"/>
       </w:pPr>
       <w:r>
-        <w:t>Utilized Excel and Tableau to classify data and monitor KPIs relevant to forensic technology and business analysis.</w:t>
+        <w:t>Utilized Excel for data classification, system logic evaluation, and drawing actionable business conclusions</w:t>
+      </w:r>
+    </w:p>
+    <w:p>
+      <w:pPr>
+        <w:pStyle w:val="ListBullet"/>
+      </w:pPr>
+      <w:r>
+        <w:t>Designed and created interactive data dashboards using Tableau to visualize technical metrics and outcomes</w:t>
       </w:r>
     </w:p>
     <w:p>
@@ -102,7 +110,7 @@
         <w:pStyle w:val="ListBullet"/>
       </w:pPr>
       <w:r>
-        <w:t>Integrated testing and verification strategies in complex SoC designs to identify and resolve critical issues, ensuring design reliability and success.</w:t>
+        <w:t>Implemented Clock Domain Crossing (CDC) verification strategies in complex SoC designs to improve reliability and detect metastability risks</w:t>
       </w:r>
     </w:p>
     <w:p>
@@ -110,7 +118,7 @@
         <w:pStyle w:val="ListBullet"/>
       </w:pPr>
       <w:r>
-        <w:t>Detected and mitigated metastability risks using industry-standard tools, contributing to the integrity of the product life cycle.</w:t>
+        <w:t>Identified, debugged, and resolved cross-domain architectural issues using industry-standard verification tools</w:t>
       </w:r>
     </w:p>
     <w:p>
@@ -118,7 +126,7 @@
         <w:pStyle w:val="ListBullet"/>
       </w:pPr>
       <w:r>
-        <w:t>Developed materials on digital fraud prevention and safe practices, demonstrating a commitment to customer-first security and risk intelligence.</w:t>
+        <w:t>Organized educational initiatives and developed materials on digital fraud prevention and safe online practices</w:t>
       </w:r>
     </w:p>
     <w:p>

--- a/tailored_resumes/greenhouse-razorpaysoftwareprivatelimited-4730552005.docx
+++ b/tailored_resumes/greenhouse-razorpaysoftwareprivatelimited-4730552005.docx
@@ -25,7 +25,7 @@
     </w:p>
     <w:p>
       <w:r>
-        <w:t>Detail-oriented B.Tech graduate with strong technical foundations in Python, SQL, and system verification. Experienced in structured problem-solving, query optimization, and hardware verification strategies across product lifecycle phases. Eager to apply analytical and programming capabilities to support reliable execution and technical processes at Razorpay.</w:t>
+        <w:t>Entry-level B.Tech graduate in Electronics and Communication Engineering with foundational proficiency in Python, SQL, and database concepts. Experienced in technical testing, verification strategies, and data analysis to drive quality and operational efficiency across the project lifecycle.</w:t>
       </w:r>
     </w:p>
     <w:p>
@@ -62,7 +62,7 @@
         <w:pStyle w:val="ListBullet"/>
       </w:pPr>
       <w:r>
-        <w:t>Executed data analysis and technical simulations focused on forensic technology and structured evaluation</w:t>
+        <w:t>Completed a Deloitte virtual simulation focusing on data analysis and technology workflows to evaluate performance metrics</w:t>
       </w:r>
     </w:p>
     <w:p>
@@ -70,7 +70,7 @@
         <w:pStyle w:val="ListBullet"/>
       </w:pPr>
       <w:r>
-        <w:t>Utilized Excel for data classification, system logic evaluation, and drawing actionable business conclusions</w:t>
+        <w:t>Developed Tableau dashboards to visualize project KPIs and operational insights</w:t>
       </w:r>
     </w:p>
     <w:p>
@@ -78,7 +78,7 @@
         <w:pStyle w:val="ListBullet"/>
       </w:pPr>
       <w:r>
-        <w:t>Designed and created interactive data dashboards using Tableau to visualize technical metrics and outcomes</w:t>
+        <w:t>Utilized Excel for data classification and analytical reporting to support structured problem-solving</w:t>
       </w:r>
     </w:p>
     <w:p>
@@ -110,7 +110,7 @@
         <w:pStyle w:val="ListBullet"/>
       </w:pPr>
       <w:r>
-        <w:t>Implemented Clock Domain Crossing (CDC) verification strategies in complex SoC designs to improve reliability and detect metastability risks</w:t>
+        <w:t>Identified and resolved Clock Domain Crossing (CDC) issues in complex SoC designs to ensure system reliability across the testing lifecycle</w:t>
       </w:r>
     </w:p>
     <w:p>
@@ -118,7 +118,7 @@
         <w:pStyle w:val="ListBullet"/>
       </w:pPr>
       <w:r>
-        <w:t>Identified, debugged, and resolved cross-domain architectural issues using industry-standard verification tools</w:t>
+        <w:t>Implemented structured verification strategies to detect metastability risks and enhance design quality</w:t>
       </w:r>
     </w:p>
     <w:p>
@@ -126,7 +126,7 @@
         <w:pStyle w:val="ListBullet"/>
       </w:pPr>
       <w:r>
-        <w:t>Organized educational initiatives and developed materials on digital fraud prevention and safe online practices</w:t>
+        <w:t>Analyzed online scam and cyber fraud vectors to design community awareness sessions on safe digital practices</w:t>
       </w:r>
     </w:p>
     <w:p>

--- a/tailored_resumes/greenhouse-razorpaysoftwareprivatelimited-4730552005.docx
+++ b/tailored_resumes/greenhouse-razorpaysoftwareprivatelimited-4730552005.docx
@@ -25,7 +25,7 @@
     </w:p>
     <w:p>
       <w:r>
-        <w:t>Entry-level B.Tech graduate in Electronics and Communication Engineering with foundational proficiency in Python, SQL, and database concepts. Experienced in technical testing, verification strategies, and data analysis to drive quality and operational efficiency across the project lifecycle.</w:t>
+        <w:t>Detail-oriented Electronics and Communication Engineering graduate with foundational expertise in Python, SQL, and system verification strategies. Demonstrates strong analytical problem-solving, database optimization skills, and a commitment to operational reliability and risk mitigation. Seeking to apply technical skills in logic verification, data analysis, and script automation at Razorpay.</w:t>
       </w:r>
     </w:p>
     <w:p>
@@ -62,7 +62,7 @@
         <w:pStyle w:val="ListBullet"/>
       </w:pPr>
       <w:r>
-        <w:t>Completed a Deloitte virtual simulation focusing on data analysis and technology workflows to evaluate performance metrics</w:t>
+        <w:t>Executed data analysis and forensic technology tasks during a Deloitte job simulation to extract actionable insights.</w:t>
       </w:r>
     </w:p>
     <w:p>
@@ -70,15 +70,7 @@
         <w:pStyle w:val="ListBullet"/>
       </w:pPr>
       <w:r>
-        <w:t>Developed Tableau dashboards to visualize project KPIs and operational insights</w:t>
-      </w:r>
-    </w:p>
-    <w:p>
-      <w:pPr>
-        <w:pStyle w:val="ListBullet"/>
-      </w:pPr>
-      <w:r>
-        <w:t>Utilized Excel for data classification and analytical reporting to support structured problem-solving</w:t>
+        <w:t>Utilized Excel and dynamic dashboards to categorize operational data and support data-driven decision-making.</w:t>
       </w:r>
     </w:p>
     <w:p>
@@ -110,7 +102,7 @@
         <w:pStyle w:val="ListBullet"/>
       </w:pPr>
       <w:r>
-        <w:t>Identified and resolved Clock Domain Crossing (CDC) issues in complex SoC designs to ensure system reliability across the testing lifecycle</w:t>
+        <w:t>Identified and resolved Clock Domain Crossing (CDC) issues in complex designs to detect metastability risks and enhance system reliability.</w:t>
       </w:r>
     </w:p>
     <w:p>
@@ -118,7 +110,7 @@
         <w:pStyle w:val="ListBullet"/>
       </w:pPr>
       <w:r>
-        <w:t>Implemented structured verification strategies to detect metastability risks and enhance design quality</w:t>
+        <w:t>Implemented design verification strategies using industry-standard tools to optimize system stability.</w:t>
       </w:r>
     </w:p>
     <w:p>
@@ -126,7 +118,7 @@
         <w:pStyle w:val="ListBullet"/>
       </w:pPr>
       <w:r>
-        <w:t>Analyzed online scam and cyber fraud vectors to design community awareness sessions on safe digital practices</w:t>
+        <w:t>Led community outreach initiatives to raise awareness regarding online scams, phishing detection, and safe digital practices.</w:t>
       </w:r>
     </w:p>
     <w:p>
